--- a/docs/cloud/dist/fa/08-user-manual.docx
+++ b/docs/cloud/dist/fa/08-user-manual.docx
@@ -31,14 +31,6 @@
           <w:rtl/>
         </w:rPr>
         <w:t xml:space="preserve">راهنمای کاربر — مشتریان و مدیران</w:t>
-      </w:r>
-    </w:p>
-    <w:p>
-      <w:pPr>
-        <w:pStyle w:val="Author"/>
-      </w:pPr>
-      <w:r>
-        <w:t xml:space="preserve">Nima Sarayan</w:t>
       </w:r>
     </w:p>
     <w:p>
